--- a/Doc/Patent/redakciya_2026-08-09/Письмо_поверенному_2026-08-09.docx
+++ b/Doc/Patent/redakciya_2026-08-09/Письмо_поверенному_2026-08-09.docx
@@ -8,6 +8,78 @@
       </w:pPr>
       <w:r>
         <w:t>Сопроводительное письмо к дополненной редакции заявок</w:t>
+      </w:r>
+    </w:p>
+    <w:p>
+      <w:pPr>
+        <w:ind w:left="504"/>
+      </w:pPr>
+      <w:r>
+        <w:rPr>
+          <w:i/>
+          <w:sz w:val="22"/>
+        </w:rPr>
+        <w:t xml:space="preserve">⚠️ </w:t>
+      </w:r>
+      <w:r>
+        <w:rPr>
+          <w:b/>
+          <w:i/>
+          <w:sz w:val="22"/>
+        </w:rPr>
+        <w:t>Дополнение от 17.08.2026.</w:t>
+      </w:r>
+      <w:r>
+        <w:rPr>
+          <w:i/>
+          <w:sz w:val="22"/>
+        </w:rPr>
+        <w:t xml:space="preserve"> Пакет дополнен кластерным исполнением: в способе появился </w:t>
+      </w:r>
+      <w:r>
+        <w:rPr>
+          <w:b/>
+          <w:i/>
+          <w:sz w:val="22"/>
+        </w:rPr>
+        <w:t>п. 14</w:t>
+      </w:r>
+      <w:r>
+        <w:rPr>
+          <w:i/>
+          <w:sz w:val="22"/>
+        </w:rPr>
+        <w:t xml:space="preserve">, в устройстве — </w:t>
+      </w:r>
+      <w:r>
+        <w:rPr>
+          <w:b/>
+          <w:i/>
+          <w:sz w:val="22"/>
+        </w:rPr>
+        <w:t>п. 13</w:t>
+      </w:r>
+      <w:r>
+        <w:rPr>
+          <w:i/>
+          <w:sz w:val="22"/>
+        </w:rPr>
+        <w:t xml:space="preserve">, нумерация последующих пунктов сдвинута на единицу (способ — 20 пунктов, независимые 1 и 18; устройство — 16 пунктов). Числа пунктов в тексте ниже относятся к редакции от 09.08. Что именно добавлено, какие источники внесены в уровень техники и какая предлагается линия защиты — в отдельной записке </w:t>
+      </w:r>
+      <w:r>
+        <w:rPr>
+          <w:rFonts w:ascii="Consolas" w:hAnsi="Consolas"/>
+          <w:i/>
+          <w:sz w:val="22"/>
+        </w:rPr>
+        <w:t>Дополнение_кластер_2026-08-17.md</w:t>
+      </w:r>
+      <w:r>
+        <w:rPr>
+          <w:i/>
+          <w:sz w:val="22"/>
+        </w:rPr>
+        <w:t>.</w:t>
       </w:r>
     </w:p>
     <w:p>
